--- a/Submission Forms and Templates/Lab Templates/MASA iOS Compliance Report.docx
+++ b/Submission Forms and Templates/Lab Templates/MASA iOS Compliance Report.docx
@@ -417,13 +417,7 @@
               <w:spacing w:line="240" w:lineRule="auto"/>
             </w:pPr>
             <w:r>
-              <w:t>v</w:t>
-            </w:r>
-            <w:r>
-              <w:t>2</w:t>
-            </w:r>
-            <w:r>
-              <w:t>.0</w:t>
+              <w:t xml:space="preserve">v2.1.1</w:t>
             </w:r>
           </w:p>
         </w:tc>
@@ -541,6 +535,79 @@
             <w:r>
               <w:t>(IN COMPLIANCE, REMEDIATION REQUIRED)</w:t>
             </w:r>
+          </w:p>
+        </w:tc>
+      </w:tr>
+      <w:tr>
+        <w:trPr>
+          <w:trHeight w:val="420"/>
+          <w:jc w:val="center"/>
+        </w:trPr>
+        <w:tc>
+          <w:tcPr>
+            <w:tcW w:w="5145" w:type="dxa"/>
+            <w:tcMar>
+              <w:top w:w="100" w:type="dxa"/>
+              <w:left w:w="100" w:type="dxa"/>
+              <w:bottom w:w="100" w:type="dxa"/>
+              <w:right w:w="100" w:type="dxa"/>
+            </w:tcMar>
+          </w:tcPr>
+          <w:p>
+            <w:pPr>
+              <w:widowControl w:val="0"/>
+              <w:pBdr>
+                <w:top w:val="nil"/>
+                <w:left w:val="nil"/>
+                <w:bottom w:val="nil"/>
+                <w:right w:val="nil"/>
+                <w:between w:val="nil"/>
+              </w:pBdr>
+              <w:spacing w:line="240" w:lineRule="auto"/>
+              <w:ind w:left="180"/>
+            </w:pPr>
+          </w:p>
+          <w:p>
+            <w:pPr>
+              <w:widowControl w:val="0"/>
+              <w:pBdr>
+                <w:top w:val="nil"/>
+                <w:left w:val="nil"/>
+                <w:bottom w:val="nil"/>
+                <w:right w:val="nil"/>
+                <w:between w:val="nil"/>
+              </w:pBdr>
+              <w:spacing w:line="240" w:lineRule="auto"/>
+              <w:ind w:left="180"/>
+            </w:pPr>
+            <w:r>
+              <w:t>Engagement team members</w:t>
+            </w:r>
+          </w:p>
+          <w:p>
+            <w:pPr>
+              <w:widowControl w:val="0"/>
+              <w:spacing w:line="240" w:lineRule="auto"/>
+              <w:ind w:left="180"/>
+            </w:pPr>
+          </w:p>
+        </w:tc>
+        <w:tc>
+          <w:tcPr>
+            <w:tcW w:w="4215" w:type="dxa"/>
+            <w:shd w:val="clear" w:color="auto" w:fill="EFEFEF"/>
+            <w:tcMar>
+              <w:top w:w="100" w:type="dxa"/>
+              <w:left w:w="100" w:type="dxa"/>
+              <w:bottom w:w="100" w:type="dxa"/>
+              <w:right w:w="100" w:type="dxa"/>
+            </w:tcMar>
+          </w:tcPr>
+          <w:p>
+            <w:pPr>
+              <w:widowControl w:val="0"/>
+              <w:spacing w:line="240" w:lineRule="auto"/>
+            </w:pPr>
           </w:p>
         </w:tc>
       </w:tr>
@@ -2326,6 +2393,7 @@
                 <w:sz w:val="32"/>
                 <w:szCs w:val="32"/>
               </w:rPr>
+              <w:lastRenderedPageBreak/>
               <w:t>Platform</w:t>
             </w:r>
           </w:p>
@@ -2355,6 +2423,7 @@
               <w:rPr>
                 <w:color w:val="FFFFFF"/>
               </w:rPr>
+              <w:lastRenderedPageBreak/>
               <w:t>Verdict</w:t>
             </w:r>
           </w:p>
@@ -4716,6 +4785,7 @@
                 <w:bCs/>
                 <w:color w:val="FFFFFF"/>
               </w:rPr>
+              <w:lastRenderedPageBreak/>
               <w:t>Company Name</w:t>
             </w:r>
           </w:p>
@@ -5414,6 +5484,7 @@
       <w:bookmarkStart w:id="3" w:name="_9rvba58rus5e" w:colFirst="0" w:colLast="0"/>
       <w:bookmarkEnd w:id="3"/>
       <w:r>
+        <w:lastRenderedPageBreak/>
         <w:t>Lab Legal Disclaimer</w:t>
       </w:r>
     </w:p>
